--- a/examples/habs_round1_2026/game3_post_2026-04-25_EN_v2.docx
+++ b/examples/habs_round1_2026/game3_post_2026-04-25_EN_v2.docx
@@ -96,7 +96,7 @@
           <w:sz w:val="20"/>
           <w:szCs w:val="20"/>
         </w:rPr>
-        <w:t xml:space="preserve">. MTL kept the same 18 skaters but St-Louis broke up two G2 lines: Texier moved to play with Dach and Bolduc, and Kapanen took Texier's former center role with Newhook and Demidov. The new Texier-Dach-Bolduc line played 6.7 minutes together at 5v5 and produced 2 of MTL's 3 goals. Radio-Canada reported the change pre-game; the shift data confirms it.</w:t>
+        <w:t xml:space="preserve">. MTL kept the same 18 skaters but St-Louis broke up two G2 lines: Texier (LW) moved to ride shotgun with Dach (C) and Bolduc (RW), and Kapanen slid into the center role between Newhook and Demidov (the spot Newhook held in Game 2). The new Texier-Dach-Bolduc line played 6.7 minutes together at 5v5 and produced 2 of MTL's 3 goals. Radio-Canada reported the change pre-game; the shift data confirms it.</w:t>
       </w:r>
     </w:p>
     <w:p>
@@ -359,7 +359,7 @@
           <w:sz w:val="20"/>
           <w:szCs w:val="20"/>
         </w:rPr>
-        <w:t xml:space="preserve">The user instinct that "MTL kept the same lineup" was half right. The 18 skaters were unchanged, but two of MTL's four forward lines were reshuffled. The Radio-Canada game-day report flagged the change pre-puck-drop; we cross-checked it against the actual deployed lines from NHL.com's shift chart. Here is what changed.</w:t>
+        <w:t xml:space="preserve">The instinct that "MTL kept the same lineup" was half right. The 18 skaters were unchanged, but two of MTL's four forward lines were reshuffled. Per Radio-Canada's pre-game report, St-Louis put Kapanen at center between Newhook and Demidov (replacing Newhook, who had been the line's center in Game 2 and dropped to a wing role), and shifted Texier from that line over to play with Dach and Bolduc. We cross-checked against the actual deployed lines from NHL.com's shift chart — the change matches.</w:t>
       </w:r>
     </w:p>
     <w:p>
@@ -8890,7 +8890,7 @@
         </w:numPr>
         <w:spacing w:after="60"/>
       </w:pPr>
-      <w:hyperlink w:history="1" r:id="rIduuvnyxvmgvfgznerdadh4">
+      <w:hyperlink w:history="1" r:id="rIdt4oc3l1esroh_0lgwv1vk">
         <w:r>
           <w:rPr>
             <w:rStyle w:val="Hyperlink"/>
@@ -8911,7 +8911,7 @@
         </w:numPr>
         <w:spacing w:after="60"/>
       </w:pPr>
-      <w:hyperlink w:history="1" r:id="rIducahvtjmyan1cdhb6k2nv">
+      <w:hyperlink w:history="1" r:id="rIdbqvcj7x_n7hx2dxz83c-w">
         <w:r>
           <w:rPr>
             <w:rStyle w:val="Hyperlink"/>
@@ -8948,7 +8948,7 @@
         </w:numPr>
         <w:spacing w:after="60"/>
       </w:pPr>
-      <w:hyperlink w:history="1" r:id="rIdbtpnwtrsoeqlrvgwq-7bq">
+      <w:hyperlink w:history="1" r:id="rIdtdvqd5zrwjakesnuckdvf">
         <w:r>
           <w:rPr>
             <w:rStyle w:val="Hyperlink"/>
@@ -8969,7 +8969,7 @@
         </w:numPr>
         <w:spacing w:after="60"/>
       </w:pPr>
-      <w:hyperlink w:history="1" r:id="rIdxuvjh2eiathlwdnkoimue">
+      <w:hyperlink w:history="1" r:id="rId8ztkdpcizmsonifrwj0lg">
         <w:r>
           <w:rPr>
             <w:rStyle w:val="Hyperlink"/>
@@ -8990,7 +8990,7 @@
         </w:numPr>
         <w:spacing w:after="60"/>
       </w:pPr>
-      <w:hyperlink w:history="1" r:id="rIdqylidt1hmyuabtui_ur3x">
+      <w:hyperlink w:history="1" r:id="rIdf2pzlw4s4kaexjl0gbdqy">
         <w:r>
           <w:rPr>
             <w:rStyle w:val="Hyperlink"/>
@@ -9011,7 +9011,7 @@
         </w:numPr>
         <w:spacing w:after="60"/>
       </w:pPr>
-      <w:hyperlink w:history="1" r:id="rIdbg7njsz5a420fbpffl-vp">
+      <w:hyperlink w:history="1" r:id="rIdlixvuws6wlhitxotfd2sw">
         <w:r>
           <w:rPr>
             <w:rStyle w:val="Hyperlink"/>
@@ -9032,7 +9032,7 @@
         </w:numPr>
         <w:spacing w:after="60"/>
       </w:pPr>
-      <w:hyperlink w:history="1" r:id="rIduvajwuwk9otk83plgvgqu">
+      <w:hyperlink w:history="1" r:id="rIddp4f5_lk2anjx_d8vuy4m">
         <w:r>
           <w:rPr>
             <w:rStyle w:val="Hyperlink"/>
@@ -9053,7 +9053,7 @@
         </w:numPr>
         <w:spacing w:after="60"/>
       </w:pPr>
-      <w:hyperlink w:history="1" r:id="rId_jhi9n20z5ma9nddmjhep">
+      <w:hyperlink w:history="1" r:id="rIdy-wcb9rbzlqgzc1heewi1">
         <w:r>
           <w:rPr>
             <w:rStyle w:val="Hyperlink"/>
@@ -9090,7 +9090,7 @@
         </w:numPr>
         <w:spacing w:after="60"/>
       </w:pPr>
-      <w:hyperlink w:history="1" r:id="rIdupf8oougsao34f3figqro">
+      <w:hyperlink w:history="1" r:id="rIdzmogpkckmy4chdarbhbqz">
         <w:r>
           <w:rPr>
             <w:rStyle w:val="Hyperlink"/>
@@ -9111,7 +9111,7 @@
         </w:numPr>
         <w:spacing w:after="60"/>
       </w:pPr>
-      <w:hyperlink w:history="1" r:id="rIdatqiohpya1sp3yz7snmrx">
+      <w:hyperlink w:history="1" r:id="rIdzqnzj6abbhh-oji3t8i8n">
         <w:r>
           <w:rPr>
             <w:rStyle w:val="Hyperlink"/>
@@ -9132,7 +9132,7 @@
         </w:numPr>
         <w:spacing w:after="60"/>
       </w:pPr>
-      <w:hyperlink w:history="1" r:id="rId1y1t9kobs4oysm2_i2vok">
+      <w:hyperlink w:history="1" r:id="rIddrg99lgpfkd4gqrxfaaxz">
         <w:r>
           <w:rPr>
             <w:rStyle w:val="Hyperlink"/>
@@ -9153,7 +9153,7 @@
         </w:numPr>
         <w:spacing w:after="60"/>
       </w:pPr>
-      <w:hyperlink w:history="1" r:id="rIdiyrahflrmrtdektdypowt">
+      <w:hyperlink w:history="1" r:id="rIdxta7wdtotcatwg_y9lvg6">
         <w:r>
           <w:rPr>
             <w:rStyle w:val="Hyperlink"/>
